--- a/BTTH01/BTTH.docx
+++ b/BTTH01/BTTH.docx
@@ -49,7 +49,6 @@
                 <w:szCs w:val="20"/>
               </w:rPr>
             </w:pPr>
-            <w:proofErr w:type="spellStart"/>
             <w:r>
               <w:rPr>
                 <w:b/>
@@ -57,59 +56,77 @@
                 <w:sz w:val="20"/>
                 <w:szCs w:val="20"/>
               </w:rPr>
-              <w:t>Loại</w:t>
-            </w:r>
-            <w:proofErr w:type="spellEnd"/>
-            <w:r>
+              <w:t>Loại Node</w:t>
+            </w:r>
+          </w:p>
+        </w:tc>
+        <w:tc>
+          <w:tcPr>
+            <w:tcW w:w="4547" w:type="dxa"/>
+            <w:tcBorders>
+              <w:top w:val="single" w:sz="8" w:space="0" w:color="D3D3D3"/>
+              <w:left w:val="nil"/>
+              <w:bottom w:val="single" w:sz="8" w:space="0" w:color="D3D3D3"/>
+              <w:right w:val="single" w:sz="8" w:space="0" w:color="D3D3D3"/>
+            </w:tcBorders>
+            <w:shd w:val="clear" w:color="auto" w:fill="1F4E79"/>
+            <w:tcMar>
+              <w:top w:w="100" w:type="dxa"/>
+              <w:left w:w="140" w:type="dxa"/>
+              <w:bottom w:w="100" w:type="dxa"/>
+              <w:right w:w="140" w:type="dxa"/>
+            </w:tcMar>
+            <w:vAlign w:val="center"/>
+            <w:hideMark/>
+          </w:tcPr>
+          <w:p>
+            <w:pPr>
               <w:rPr>
                 <w:b/>
                 <w:bCs/>
                 <w:sz w:val="20"/>
                 <w:szCs w:val="20"/>
               </w:rPr>
-              <w:t xml:space="preserve"> Node</w:t>
-            </w:r>
-          </w:p>
-        </w:tc>
-        <w:tc>
-          <w:tcPr>
-            <w:tcW w:w="4547" w:type="dxa"/>
-            <w:tcBorders>
-              <w:top w:val="single" w:sz="8" w:space="0" w:color="D3D3D3"/>
-              <w:left w:val="nil"/>
-              <w:bottom w:val="single" w:sz="8" w:space="0" w:color="D3D3D3"/>
-              <w:right w:val="single" w:sz="8" w:space="0" w:color="D3D3D3"/>
-            </w:tcBorders>
-            <w:shd w:val="clear" w:color="auto" w:fill="1F4E79"/>
-            <w:tcMar>
-              <w:top w:w="100" w:type="dxa"/>
-              <w:left w:w="140" w:type="dxa"/>
-              <w:bottom w:w="100" w:type="dxa"/>
-              <w:right w:w="140" w:type="dxa"/>
-            </w:tcMar>
-            <w:vAlign w:val="center"/>
-            <w:hideMark/>
-          </w:tcPr>
-          <w:p>
-            <w:pPr>
+            </w:pPr>
+            <w:r>
               <w:rPr>
                 <w:b/>
                 <w:bCs/>
                 <w:sz w:val="20"/>
                 <w:szCs w:val="20"/>
               </w:rPr>
-            </w:pPr>
-            <w:proofErr w:type="spellStart"/>
-            <w:r>
+              <w:t>Tên Node / Tác vụ</w:t>
+            </w:r>
+          </w:p>
+        </w:tc>
+        <w:tc>
+          <w:tcPr>
+            <w:tcW w:w="2650" w:type="dxa"/>
+            <w:tcBorders>
+              <w:top w:val="single" w:sz="8" w:space="0" w:color="D3D3D3"/>
+              <w:left w:val="nil"/>
+              <w:bottom w:val="single" w:sz="8" w:space="0" w:color="D3D3D3"/>
+              <w:right w:val="nil"/>
+            </w:tcBorders>
+            <w:shd w:val="clear" w:color="auto" w:fill="1F4E79"/>
+            <w:tcMar>
+              <w:top w:w="100" w:type="dxa"/>
+              <w:left w:w="140" w:type="dxa"/>
+              <w:bottom w:w="100" w:type="dxa"/>
+              <w:right w:w="140" w:type="dxa"/>
+            </w:tcMar>
+            <w:vAlign w:val="center"/>
+            <w:hideMark/>
+          </w:tcPr>
+          <w:p>
+            <w:pPr>
               <w:rPr>
                 <w:b/>
                 <w:bCs/>
                 <w:sz w:val="20"/>
                 <w:szCs w:val="20"/>
               </w:rPr>
-              <w:t>Tên</w:t>
-            </w:r>
-            <w:proofErr w:type="spellEnd"/>
+            </w:pPr>
             <w:r>
               <w:rPr>
                 <w:b/>
@@ -117,109 +134,8 @@
                 <w:sz w:val="20"/>
                 <w:szCs w:val="20"/>
               </w:rPr>
-              <w:t xml:space="preserve"> Node / </w:t>
-            </w:r>
-            <w:proofErr w:type="spellStart"/>
-            <w:r>
-              <w:rPr>
-                <w:b/>
-                <w:bCs/>
-                <w:sz w:val="20"/>
-                <w:szCs w:val="20"/>
-              </w:rPr>
-              <w:t>Tác</w:t>
-            </w:r>
-            <w:proofErr w:type="spellEnd"/>
-            <w:r>
-              <w:rPr>
-                <w:b/>
-                <w:bCs/>
-                <w:sz w:val="20"/>
-                <w:szCs w:val="20"/>
-              </w:rPr>
-              <w:t xml:space="preserve"> </w:t>
-            </w:r>
-            <w:proofErr w:type="spellStart"/>
-            <w:r>
-              <w:rPr>
-                <w:b/>
-                <w:bCs/>
-                <w:sz w:val="20"/>
-                <w:szCs w:val="20"/>
-              </w:rPr>
-              <w:t>vụ</w:t>
-            </w:r>
-            <w:proofErr w:type="spellEnd"/>
-          </w:p>
-        </w:tc>
-        <w:tc>
-          <w:tcPr>
-            <w:tcW w:w="2650" w:type="dxa"/>
-            <w:tcBorders>
-              <w:top w:val="single" w:sz="8" w:space="0" w:color="D3D3D3"/>
-              <w:left w:val="nil"/>
-              <w:bottom w:val="single" w:sz="8" w:space="0" w:color="D3D3D3"/>
-              <w:right w:val="nil"/>
-            </w:tcBorders>
-            <w:shd w:val="clear" w:color="auto" w:fill="1F4E79"/>
-            <w:tcMar>
-              <w:top w:w="100" w:type="dxa"/>
-              <w:left w:w="140" w:type="dxa"/>
-              <w:bottom w:w="100" w:type="dxa"/>
-              <w:right w:w="140" w:type="dxa"/>
-            </w:tcMar>
-            <w:vAlign w:val="center"/>
-            <w:hideMark/>
-          </w:tcPr>
-          <w:p>
-            <w:pPr>
-              <w:rPr>
-                <w:b/>
-                <w:bCs/>
-                <w:sz w:val="20"/>
-                <w:szCs w:val="20"/>
-              </w:rPr>
-            </w:pPr>
-            <w:r>
-              <w:rPr>
-                <w:b/>
-                <w:bCs/>
-                <w:sz w:val="20"/>
-                <w:szCs w:val="20"/>
-              </w:rPr>
-              <w:t xml:space="preserve">Swimlane </w:t>
-            </w:r>
-            <w:proofErr w:type="spellStart"/>
-            <w:r>
-              <w:rPr>
-                <w:b/>
-                <w:bCs/>
-                <w:sz w:val="20"/>
-                <w:szCs w:val="20"/>
-              </w:rPr>
-              <w:t>phụ</w:t>
-            </w:r>
-            <w:proofErr w:type="spellEnd"/>
-            <w:r>
-              <w:rPr>
-                <w:b/>
-                <w:bCs/>
-                <w:sz w:val="20"/>
-                <w:szCs w:val="20"/>
-              </w:rPr>
-              <w:t xml:space="preserve"> </w:t>
-            </w:r>
-            <w:proofErr w:type="spellStart"/>
-            <w:r>
-              <w:rPr>
-                <w:b/>
-                <w:bCs/>
-                <w:sz w:val="20"/>
-                <w:szCs w:val="20"/>
-              </w:rPr>
-              <w:t>trách</w:t>
-            </w:r>
-            <w:proofErr w:type="spellEnd"/>
+              <w:t>Swimlane phụ trách</w:t>
+            </w:r>
           </w:p>
         </w:tc>
       </w:tr>
@@ -285,31 +201,13 @@
                 <w:szCs w:val="20"/>
               </w:rPr>
             </w:pPr>
-            <w:proofErr w:type="spellStart"/>
-            <w:r>
-              <w:rPr>
-                <w:sz w:val="20"/>
-                <w:szCs w:val="20"/>
-              </w:rPr>
-              <w:t>Bắt</w:t>
-            </w:r>
-            <w:proofErr w:type="spellEnd"/>
-            <w:r>
-              <w:rPr>
-                <w:sz w:val="20"/>
-                <w:szCs w:val="20"/>
-              </w:rPr>
-              <w:t xml:space="preserve"> </w:t>
-            </w:r>
-            <w:proofErr w:type="spellStart"/>
-            <w:r>
-              <w:rPr>
-                <w:sz w:val="20"/>
-                <w:szCs w:val="20"/>
-              </w:rPr>
-              <w:t>đầu</w:t>
-            </w:r>
-            <w:proofErr w:type="spellEnd"/>
+            <w:r>
+              <w:rPr>
+                <w:sz w:val="20"/>
+                <w:szCs w:val="20"/>
+              </w:rPr>
+              <w:t>Bắt đầu</w:t>
+            </w:r>
           </w:p>
         </w:tc>
         <w:tc>
@@ -410,37 +308,12 @@
                 <w:szCs w:val="20"/>
               </w:rPr>
             </w:pPr>
-            <w:proofErr w:type="spellStart"/>
-            <w:r>
-              <w:rPr>
-                <w:sz w:val="20"/>
-                <w:szCs w:val="20"/>
-              </w:rPr>
-              <w:t>Quét</w:t>
-            </w:r>
-            <w:proofErr w:type="spellEnd"/>
-            <w:r>
-              <w:rPr>
-                <w:sz w:val="20"/>
-                <w:szCs w:val="20"/>
-              </w:rPr>
-              <w:t xml:space="preserve"> </w:t>
-            </w:r>
-            <w:proofErr w:type="spellStart"/>
-            <w:r>
-              <w:rPr>
-                <w:sz w:val="20"/>
-                <w:szCs w:val="20"/>
-              </w:rPr>
-              <w:t>mã</w:t>
-            </w:r>
-            <w:proofErr w:type="spellEnd"/>
-            <w:r>
-              <w:rPr>
-                <w:sz w:val="20"/>
-                <w:szCs w:val="20"/>
-              </w:rPr>
-              <w:t xml:space="preserve"> QR</w:t>
+            <w:r>
+              <w:rPr>
+                <w:sz w:val="20"/>
+                <w:szCs w:val="20"/>
+              </w:rPr>
+              <w:t>Quét mã QR</w:t>
             </w:r>
           </w:p>
         </w:tc>
@@ -470,31 +343,13 @@
                 <w:szCs w:val="20"/>
               </w:rPr>
             </w:pPr>
-            <w:proofErr w:type="spellStart"/>
-            <w:r>
-              <w:rPr>
-                <w:sz w:val="20"/>
-                <w:szCs w:val="20"/>
-              </w:rPr>
-              <w:t>Khách</w:t>
-            </w:r>
-            <w:proofErr w:type="spellEnd"/>
-            <w:r>
-              <w:rPr>
-                <w:sz w:val="20"/>
-                <w:szCs w:val="20"/>
-              </w:rPr>
-              <w:t xml:space="preserve"> </w:t>
-            </w:r>
-            <w:proofErr w:type="spellStart"/>
-            <w:r>
-              <w:rPr>
-                <w:sz w:val="20"/>
-                <w:szCs w:val="20"/>
-              </w:rPr>
-              <w:t>hàng</w:t>
-            </w:r>
-            <w:proofErr w:type="spellEnd"/>
+            <w:r>
+              <w:rPr>
+                <w:sz w:val="20"/>
+                <w:szCs w:val="20"/>
+              </w:rPr>
+              <w:t>Khách hàng</w:t>
+            </w:r>
           </w:p>
         </w:tc>
       </w:tr>
@@ -560,117 +415,12 @@
                 <w:szCs w:val="20"/>
               </w:rPr>
             </w:pPr>
-            <w:proofErr w:type="spellStart"/>
-            <w:r>
-              <w:rPr>
-                <w:sz w:val="20"/>
-                <w:szCs w:val="20"/>
-              </w:rPr>
-              <w:t>Kiểm</w:t>
-            </w:r>
-            <w:proofErr w:type="spellEnd"/>
-            <w:r>
-              <w:rPr>
-                <w:sz w:val="20"/>
-                <w:szCs w:val="20"/>
-              </w:rPr>
-              <w:t xml:space="preserve"> </w:t>
-            </w:r>
-            <w:proofErr w:type="spellStart"/>
-            <w:r>
-              <w:rPr>
-                <w:sz w:val="20"/>
-                <w:szCs w:val="20"/>
-              </w:rPr>
-              <w:t>tra</w:t>
-            </w:r>
-            <w:proofErr w:type="spellEnd"/>
-            <w:r>
-              <w:rPr>
-                <w:sz w:val="20"/>
-                <w:szCs w:val="20"/>
-              </w:rPr>
-              <w:t xml:space="preserve"> </w:t>
-            </w:r>
-            <w:proofErr w:type="spellStart"/>
-            <w:r>
-              <w:rPr>
-                <w:sz w:val="20"/>
-                <w:szCs w:val="20"/>
-              </w:rPr>
-              <w:t>số</w:t>
-            </w:r>
-            <w:proofErr w:type="spellEnd"/>
-            <w:r>
-              <w:rPr>
-                <w:sz w:val="20"/>
-                <w:szCs w:val="20"/>
-              </w:rPr>
-              <w:t xml:space="preserve"> </w:t>
-            </w:r>
-            <w:proofErr w:type="spellStart"/>
-            <w:r>
-              <w:rPr>
-                <w:sz w:val="20"/>
-                <w:szCs w:val="20"/>
-              </w:rPr>
-              <w:t>dư</w:t>
-            </w:r>
-            <w:proofErr w:type="spellEnd"/>
-            <w:r>
-              <w:rPr>
-                <w:sz w:val="20"/>
-                <w:szCs w:val="20"/>
-              </w:rPr>
-              <w:t xml:space="preserve"> (</w:t>
-            </w:r>
-            <w:proofErr w:type="spellStart"/>
-            <w:r>
-              <w:rPr>
-                <w:sz w:val="20"/>
-                <w:szCs w:val="20"/>
-              </w:rPr>
-              <w:t>Đủ</w:t>
-            </w:r>
-            <w:proofErr w:type="spellEnd"/>
-            <w:r>
-              <w:rPr>
-                <w:sz w:val="20"/>
-                <w:szCs w:val="20"/>
-              </w:rPr>
-              <w:t xml:space="preserve"> / </w:t>
-            </w:r>
-            <w:proofErr w:type="spellStart"/>
-            <w:r>
-              <w:rPr>
-                <w:sz w:val="20"/>
-                <w:szCs w:val="20"/>
-              </w:rPr>
-              <w:t>Không</w:t>
-            </w:r>
-            <w:proofErr w:type="spellEnd"/>
-            <w:r>
-              <w:rPr>
-                <w:sz w:val="20"/>
-                <w:szCs w:val="20"/>
-              </w:rPr>
-              <w:t xml:space="preserve"> </w:t>
-            </w:r>
-            <w:proofErr w:type="spellStart"/>
-            <w:r>
-              <w:rPr>
-                <w:sz w:val="20"/>
-                <w:szCs w:val="20"/>
-              </w:rPr>
-              <w:t>đủ</w:t>
-            </w:r>
-            <w:proofErr w:type="spellEnd"/>
-            <w:r>
-              <w:rPr>
-                <w:sz w:val="20"/>
-                <w:szCs w:val="20"/>
-              </w:rPr>
-              <w:t>)</w:t>
+            <w:r>
+              <w:rPr>
+                <w:sz w:val="20"/>
+                <w:szCs w:val="20"/>
+              </w:rPr>
+              <w:t>Kiểm tra số dư (Đủ / Không đủ)</w:t>
             </w:r>
           </w:p>
         </w:tc>
@@ -700,31 +450,13 @@
                 <w:szCs w:val="20"/>
               </w:rPr>
             </w:pPr>
-            <w:proofErr w:type="spellStart"/>
-            <w:r>
-              <w:rPr>
-                <w:sz w:val="20"/>
-                <w:szCs w:val="20"/>
-              </w:rPr>
-              <w:t>Hệ</w:t>
-            </w:r>
-            <w:proofErr w:type="spellEnd"/>
-            <w:r>
-              <w:rPr>
-                <w:sz w:val="20"/>
-                <w:szCs w:val="20"/>
-              </w:rPr>
-              <w:t xml:space="preserve"> </w:t>
-            </w:r>
-            <w:proofErr w:type="spellStart"/>
-            <w:r>
-              <w:rPr>
-                <w:sz w:val="20"/>
-                <w:szCs w:val="20"/>
-              </w:rPr>
-              <w:t>thống</w:t>
-            </w:r>
-            <w:proofErr w:type="spellEnd"/>
+            <w:r>
+              <w:rPr>
+                <w:sz w:val="20"/>
+                <w:szCs w:val="20"/>
+              </w:rPr>
+              <w:t>Hệ thống</w:t>
+            </w:r>
           </w:p>
         </w:tc>
       </w:tr>
@@ -795,151 +527,7 @@
                 <w:sz w:val="20"/>
                 <w:szCs w:val="20"/>
               </w:rPr>
-              <w:t xml:space="preserve">[Sinh </w:t>
-            </w:r>
-            <w:proofErr w:type="spellStart"/>
-            <w:r>
-              <w:rPr>
-                <w:sz w:val="20"/>
-                <w:szCs w:val="20"/>
-              </w:rPr>
-              <w:t>viên</w:t>
-            </w:r>
-            <w:proofErr w:type="spellEnd"/>
-            <w:r>
-              <w:rPr>
-                <w:sz w:val="20"/>
-                <w:szCs w:val="20"/>
-              </w:rPr>
-              <w:t xml:space="preserve"> </w:t>
-            </w:r>
-            <w:proofErr w:type="spellStart"/>
-            <w:r>
-              <w:rPr>
-                <w:sz w:val="20"/>
-                <w:szCs w:val="20"/>
-              </w:rPr>
-              <w:t>điền</w:t>
-            </w:r>
-            <w:proofErr w:type="spellEnd"/>
-            <w:r>
-              <w:rPr>
-                <w:sz w:val="20"/>
-                <w:szCs w:val="20"/>
-              </w:rPr>
-              <w:t xml:space="preserve">: </w:t>
-            </w:r>
-            <w:proofErr w:type="spellStart"/>
-            <w:r>
-              <w:rPr>
-                <w:sz w:val="20"/>
-                <w:szCs w:val="20"/>
-              </w:rPr>
-              <w:t>tách</w:t>
-            </w:r>
-            <w:proofErr w:type="spellEnd"/>
-            <w:r>
-              <w:rPr>
-                <w:sz w:val="20"/>
-                <w:szCs w:val="20"/>
-              </w:rPr>
-              <w:t xml:space="preserve"> 2 </w:t>
-            </w:r>
-            <w:proofErr w:type="spellStart"/>
-            <w:r>
-              <w:rPr>
-                <w:sz w:val="20"/>
-                <w:szCs w:val="20"/>
-              </w:rPr>
-              <w:t>nhánh</w:t>
-            </w:r>
-            <w:proofErr w:type="spellEnd"/>
-            <w:r>
-              <w:rPr>
-                <w:sz w:val="20"/>
-                <w:szCs w:val="20"/>
-              </w:rPr>
-              <w:t xml:space="preserve"> song </w:t>
-            </w:r>
-            <w:proofErr w:type="spellStart"/>
-            <w:r>
-              <w:rPr>
-                <w:sz w:val="20"/>
-                <w:szCs w:val="20"/>
-              </w:rPr>
-              <w:t>song</w:t>
-            </w:r>
-            <w:proofErr w:type="spellEnd"/>
-            <w:r>
-              <w:rPr>
-                <w:sz w:val="20"/>
-                <w:szCs w:val="20"/>
-              </w:rPr>
-              <w:t xml:space="preserve"> </w:t>
-            </w:r>
-            <w:proofErr w:type="spellStart"/>
-            <w:r>
-              <w:rPr>
-                <w:sz w:val="20"/>
-                <w:szCs w:val="20"/>
-              </w:rPr>
-              <w:t>khi</w:t>
-            </w:r>
-            <w:proofErr w:type="spellEnd"/>
-            <w:r>
-              <w:rPr>
-                <w:sz w:val="20"/>
-                <w:szCs w:val="20"/>
-              </w:rPr>
-              <w:t xml:space="preserve"> </w:t>
-            </w:r>
-            <w:proofErr w:type="spellStart"/>
-            <w:r>
-              <w:rPr>
-                <w:sz w:val="20"/>
-                <w:szCs w:val="20"/>
-              </w:rPr>
-              <w:t>Đủ</w:t>
-            </w:r>
-            <w:proofErr w:type="spellEnd"/>
-            <w:r>
-              <w:rPr>
-                <w:sz w:val="20"/>
-                <w:szCs w:val="20"/>
-              </w:rPr>
-              <w:t xml:space="preserve"> </w:t>
-            </w:r>
-            <w:proofErr w:type="spellStart"/>
-            <w:r>
-              <w:rPr>
-                <w:sz w:val="20"/>
-                <w:szCs w:val="20"/>
-              </w:rPr>
-              <w:t>số</w:t>
-            </w:r>
-            <w:proofErr w:type="spellEnd"/>
-            <w:r>
-              <w:rPr>
-                <w:sz w:val="20"/>
-                <w:szCs w:val="20"/>
-              </w:rPr>
-              <w:t xml:space="preserve"> </w:t>
-            </w:r>
-            <w:proofErr w:type="spellStart"/>
-            <w:r>
-              <w:rPr>
-                <w:sz w:val="20"/>
-                <w:szCs w:val="20"/>
-              </w:rPr>
-              <w:t>dư</w:t>
-            </w:r>
-            <w:proofErr w:type="spellEnd"/>
-            <w:r>
-              <w:rPr>
-                <w:sz w:val="20"/>
-                <w:szCs w:val="20"/>
-              </w:rPr>
-              <w:t>]</w:t>
+              <w:t>[Sinh viên điền: tách 2 nhánh song song khi Đủ số dư]</w:t>
             </w:r>
           </w:p>
         </w:tc>
@@ -969,31 +557,13 @@
                 <w:szCs w:val="20"/>
               </w:rPr>
             </w:pPr>
-            <w:proofErr w:type="spellStart"/>
-            <w:r>
-              <w:rPr>
-                <w:sz w:val="20"/>
-                <w:szCs w:val="20"/>
-              </w:rPr>
-              <w:t>Hệ</w:t>
-            </w:r>
-            <w:proofErr w:type="spellEnd"/>
-            <w:r>
-              <w:rPr>
-                <w:sz w:val="20"/>
-                <w:szCs w:val="20"/>
-              </w:rPr>
-              <w:t xml:space="preserve"> </w:t>
-            </w:r>
-            <w:proofErr w:type="spellStart"/>
-            <w:r>
-              <w:rPr>
-                <w:sz w:val="20"/>
-                <w:szCs w:val="20"/>
-              </w:rPr>
-              <w:t>thống</w:t>
-            </w:r>
-            <w:proofErr w:type="spellEnd"/>
+            <w:r>
+              <w:rPr>
+                <w:sz w:val="20"/>
+                <w:szCs w:val="20"/>
+              </w:rPr>
+              <w:t>Hệ thống</w:t>
+            </w:r>
           </w:p>
         </w:tc>
       </w:tr>
@@ -1059,31 +629,13 @@
                 <w:szCs w:val="20"/>
               </w:rPr>
             </w:pPr>
-            <w:proofErr w:type="spellStart"/>
-            <w:r>
-              <w:rPr>
-                <w:sz w:val="20"/>
-                <w:szCs w:val="20"/>
-              </w:rPr>
-              <w:t>Nhả</w:t>
-            </w:r>
-            <w:proofErr w:type="spellEnd"/>
-            <w:r>
-              <w:rPr>
-                <w:sz w:val="20"/>
-                <w:szCs w:val="20"/>
-              </w:rPr>
-              <w:t xml:space="preserve"> </w:t>
-            </w:r>
-            <w:proofErr w:type="spellStart"/>
-            <w:r>
-              <w:rPr>
-                <w:sz w:val="20"/>
-                <w:szCs w:val="20"/>
-              </w:rPr>
-              <w:t>tiền</w:t>
-            </w:r>
-            <w:proofErr w:type="spellEnd"/>
+            <w:r>
+              <w:rPr>
+                <w:sz w:val="20"/>
+                <w:szCs w:val="20"/>
+              </w:rPr>
+              <w:t>Nhả tiền</w:t>
+            </w:r>
           </w:p>
         </w:tc>
         <w:tc>
@@ -1112,31 +664,13 @@
                 <w:szCs w:val="20"/>
               </w:rPr>
             </w:pPr>
-            <w:proofErr w:type="spellStart"/>
-            <w:r>
-              <w:rPr>
-                <w:sz w:val="20"/>
-                <w:szCs w:val="20"/>
-              </w:rPr>
-              <w:t>Hệ</w:t>
-            </w:r>
-            <w:proofErr w:type="spellEnd"/>
-            <w:r>
-              <w:rPr>
-                <w:sz w:val="20"/>
-                <w:szCs w:val="20"/>
-              </w:rPr>
-              <w:t xml:space="preserve"> </w:t>
-            </w:r>
-            <w:proofErr w:type="spellStart"/>
-            <w:r>
-              <w:rPr>
-                <w:sz w:val="20"/>
-                <w:szCs w:val="20"/>
-              </w:rPr>
-              <w:t>thống</w:t>
-            </w:r>
-            <w:proofErr w:type="spellEnd"/>
+            <w:r>
+              <w:rPr>
+                <w:sz w:val="20"/>
+                <w:szCs w:val="20"/>
+              </w:rPr>
+              <w:t>Hệ thống</w:t>
+            </w:r>
           </w:p>
         </w:tc>
       </w:tr>
@@ -1202,95 +736,13 @@
                 <w:szCs w:val="20"/>
               </w:rPr>
             </w:pPr>
-            <w:proofErr w:type="spellStart"/>
-            <w:r>
-              <w:rPr>
-                <w:sz w:val="20"/>
-                <w:szCs w:val="20"/>
-              </w:rPr>
-              <w:t>Gửi</w:t>
-            </w:r>
-            <w:proofErr w:type="spellEnd"/>
-            <w:r>
-              <w:rPr>
-                <w:sz w:val="20"/>
-                <w:szCs w:val="20"/>
-              </w:rPr>
-              <w:t xml:space="preserve"> SMS </w:t>
-            </w:r>
-            <w:proofErr w:type="spellStart"/>
-            <w:r>
-              <w:rPr>
-                <w:sz w:val="20"/>
-                <w:szCs w:val="20"/>
-              </w:rPr>
-              <w:t>báo</w:t>
-            </w:r>
-            <w:proofErr w:type="spellEnd"/>
-            <w:r>
-              <w:rPr>
-                <w:sz w:val="20"/>
-                <w:szCs w:val="20"/>
-              </w:rPr>
-              <w:t xml:space="preserve"> </w:t>
-            </w:r>
-            <w:proofErr w:type="spellStart"/>
-            <w:r>
-              <w:rPr>
-                <w:sz w:val="20"/>
-                <w:szCs w:val="20"/>
-              </w:rPr>
-              <w:t>biến</w:t>
-            </w:r>
-            <w:proofErr w:type="spellEnd"/>
-            <w:r>
-              <w:rPr>
-                <w:sz w:val="20"/>
-                <w:szCs w:val="20"/>
-              </w:rPr>
-              <w:t xml:space="preserve"> </w:t>
-            </w:r>
-            <w:proofErr w:type="spellStart"/>
-            <w:r>
-              <w:rPr>
-                <w:sz w:val="20"/>
-                <w:szCs w:val="20"/>
-              </w:rPr>
-              <w:t>động</w:t>
-            </w:r>
-            <w:proofErr w:type="spellEnd"/>
-            <w:r>
-              <w:rPr>
-                <w:sz w:val="20"/>
-                <w:szCs w:val="20"/>
-              </w:rPr>
-              <w:t xml:space="preserve"> </w:t>
-            </w:r>
-            <w:proofErr w:type="spellStart"/>
-            <w:r>
-              <w:rPr>
-                <w:sz w:val="20"/>
-                <w:szCs w:val="20"/>
-              </w:rPr>
-              <w:t>số</w:t>
-            </w:r>
-            <w:proofErr w:type="spellEnd"/>
-            <w:r>
-              <w:rPr>
-                <w:sz w:val="20"/>
-                <w:szCs w:val="20"/>
-              </w:rPr>
-              <w:t xml:space="preserve"> </w:t>
-            </w:r>
-            <w:proofErr w:type="spellStart"/>
-            <w:r>
-              <w:rPr>
-                <w:sz w:val="20"/>
-                <w:szCs w:val="20"/>
-              </w:rPr>
-              <w:t>dư</w:t>
-            </w:r>
-            <w:proofErr w:type="spellEnd"/>
+            <w:r>
+              <w:rPr>
+                <w:sz w:val="20"/>
+                <w:szCs w:val="20"/>
+              </w:rPr>
+              <w:t>Gửi SMS báo biến động số dư</w:t>
+            </w:r>
           </w:p>
         </w:tc>
         <w:tc>
@@ -1319,31 +771,13 @@
                 <w:szCs w:val="20"/>
               </w:rPr>
             </w:pPr>
-            <w:proofErr w:type="spellStart"/>
-            <w:r>
-              <w:rPr>
-                <w:sz w:val="20"/>
-                <w:szCs w:val="20"/>
-              </w:rPr>
-              <w:t>Hệ</w:t>
-            </w:r>
-            <w:proofErr w:type="spellEnd"/>
-            <w:r>
-              <w:rPr>
-                <w:sz w:val="20"/>
-                <w:szCs w:val="20"/>
-              </w:rPr>
-              <w:t xml:space="preserve"> </w:t>
-            </w:r>
-            <w:proofErr w:type="spellStart"/>
-            <w:r>
-              <w:rPr>
-                <w:sz w:val="20"/>
-                <w:szCs w:val="20"/>
-              </w:rPr>
-              <w:t>thống</w:t>
-            </w:r>
-            <w:proofErr w:type="spellEnd"/>
+            <w:r>
+              <w:rPr>
+                <w:sz w:val="20"/>
+                <w:szCs w:val="20"/>
+              </w:rPr>
+              <w:t>Hệ thống</w:t>
+            </w:r>
           </w:p>
         </w:tc>
       </w:tr>
@@ -1414,71 +848,7 @@
                 <w:sz w:val="20"/>
                 <w:szCs w:val="20"/>
               </w:rPr>
-              <w:t xml:space="preserve">[Sinh </w:t>
-            </w:r>
-            <w:proofErr w:type="spellStart"/>
-            <w:r>
-              <w:rPr>
-                <w:sz w:val="20"/>
-                <w:szCs w:val="20"/>
-              </w:rPr>
-              <w:t>viên</w:t>
-            </w:r>
-            <w:proofErr w:type="spellEnd"/>
-            <w:r>
-              <w:rPr>
-                <w:sz w:val="20"/>
-                <w:szCs w:val="20"/>
-              </w:rPr>
-              <w:t xml:space="preserve"> </w:t>
-            </w:r>
-            <w:proofErr w:type="spellStart"/>
-            <w:r>
-              <w:rPr>
-                <w:sz w:val="20"/>
-                <w:szCs w:val="20"/>
-              </w:rPr>
-              <w:t>điền</w:t>
-            </w:r>
-            <w:proofErr w:type="spellEnd"/>
-            <w:r>
-              <w:rPr>
-                <w:sz w:val="20"/>
-                <w:szCs w:val="20"/>
-              </w:rPr>
-              <w:t xml:space="preserve">: </w:t>
-            </w:r>
-            <w:proofErr w:type="spellStart"/>
-            <w:r>
-              <w:rPr>
-                <w:sz w:val="20"/>
-                <w:szCs w:val="20"/>
-              </w:rPr>
-              <w:t>gộp</w:t>
-            </w:r>
-            <w:proofErr w:type="spellEnd"/>
-            <w:r>
-              <w:rPr>
-                <w:sz w:val="20"/>
-                <w:szCs w:val="20"/>
-              </w:rPr>
-              <w:t xml:space="preserve"> 2 </w:t>
-            </w:r>
-            <w:proofErr w:type="spellStart"/>
-            <w:r>
-              <w:rPr>
-                <w:sz w:val="20"/>
-                <w:szCs w:val="20"/>
-              </w:rPr>
-              <w:t>nhánh</w:t>
-            </w:r>
-            <w:proofErr w:type="spellEnd"/>
-            <w:r>
-              <w:rPr>
-                <w:sz w:val="20"/>
-                <w:szCs w:val="20"/>
-              </w:rPr>
-              <w:t xml:space="preserve"> song song]</w:t>
+              <w:t>[Sinh viên điền: gộp 2 nhánh song song]</w:t>
             </w:r>
           </w:p>
         </w:tc>
@@ -1508,31 +878,13 @@
                 <w:szCs w:val="20"/>
               </w:rPr>
             </w:pPr>
-            <w:proofErr w:type="spellStart"/>
-            <w:r>
-              <w:rPr>
-                <w:sz w:val="20"/>
-                <w:szCs w:val="20"/>
-              </w:rPr>
-              <w:t>Hệ</w:t>
-            </w:r>
-            <w:proofErr w:type="spellEnd"/>
-            <w:r>
-              <w:rPr>
-                <w:sz w:val="20"/>
-                <w:szCs w:val="20"/>
-              </w:rPr>
-              <w:t xml:space="preserve"> </w:t>
-            </w:r>
-            <w:proofErr w:type="spellStart"/>
-            <w:r>
-              <w:rPr>
-                <w:sz w:val="20"/>
-                <w:szCs w:val="20"/>
-              </w:rPr>
-              <w:t>thống</w:t>
-            </w:r>
-            <w:proofErr w:type="spellEnd"/>
+            <w:r>
+              <w:rPr>
+                <w:sz w:val="20"/>
+                <w:szCs w:val="20"/>
+              </w:rPr>
+              <w:t>Hệ thống</w:t>
+            </w:r>
           </w:p>
         </w:tc>
       </w:tr>
@@ -1598,31 +950,13 @@
                 <w:szCs w:val="20"/>
               </w:rPr>
             </w:pPr>
-            <w:proofErr w:type="spellStart"/>
-            <w:r>
-              <w:rPr>
-                <w:sz w:val="20"/>
-                <w:szCs w:val="20"/>
-              </w:rPr>
-              <w:t>Kết</w:t>
-            </w:r>
-            <w:proofErr w:type="spellEnd"/>
-            <w:r>
-              <w:rPr>
-                <w:sz w:val="20"/>
-                <w:szCs w:val="20"/>
-              </w:rPr>
-              <w:t xml:space="preserve"> </w:t>
-            </w:r>
-            <w:proofErr w:type="spellStart"/>
-            <w:r>
-              <w:rPr>
-                <w:sz w:val="20"/>
-                <w:szCs w:val="20"/>
-              </w:rPr>
-              <w:t>thúc</w:t>
-            </w:r>
-            <w:proofErr w:type="spellEnd"/>
+            <w:r>
+              <w:rPr>
+                <w:sz w:val="20"/>
+                <w:szCs w:val="20"/>
+              </w:rPr>
+              <w:t>Kết thúc</w:t>
+            </w:r>
           </w:p>
         </w:tc>
         <w:tc>
@@ -1847,76 +1181,42 @@
                 <w:b/>
                 <w:bCs/>
               </w:rPr>
-              <w:t xml:space="preserve">Quan </w:t>
-            </w:r>
-            <w:proofErr w:type="spellStart"/>
-            <w:r>
+              <w:t>Quan hệ</w:t>
+            </w:r>
+          </w:p>
+        </w:tc>
+        <w:tc>
+          <w:tcPr>
+            <w:tcW w:w="3447" w:type="dxa"/>
+            <w:tcBorders>
+              <w:top w:val="single" w:sz="8" w:space="0" w:color="D3D3D3"/>
+              <w:left w:val="nil"/>
+              <w:bottom w:val="single" w:sz="8" w:space="0" w:color="D3D3D3"/>
+              <w:right w:val="nil"/>
+            </w:tcBorders>
+            <w:shd w:val="clear" w:color="auto" w:fill="1F4E79"/>
+            <w:tcMar>
+              <w:top w:w="100" w:type="dxa"/>
+              <w:left w:w="140" w:type="dxa"/>
+              <w:bottom w:w="100" w:type="dxa"/>
+              <w:right w:w="140" w:type="dxa"/>
+            </w:tcMar>
+            <w:vAlign w:val="center"/>
+            <w:hideMark/>
+          </w:tcPr>
+          <w:p>
+            <w:pPr>
               <w:rPr>
                 <w:b/>
                 <w:bCs/>
               </w:rPr>
-              <w:t>hệ</w:t>
-            </w:r>
-            <w:proofErr w:type="spellEnd"/>
-          </w:p>
-        </w:tc>
-        <w:tc>
-          <w:tcPr>
-            <w:tcW w:w="3447" w:type="dxa"/>
-            <w:tcBorders>
-              <w:top w:val="single" w:sz="8" w:space="0" w:color="D3D3D3"/>
-              <w:left w:val="nil"/>
-              <w:bottom w:val="single" w:sz="8" w:space="0" w:color="D3D3D3"/>
-              <w:right w:val="nil"/>
-            </w:tcBorders>
-            <w:shd w:val="clear" w:color="auto" w:fill="1F4E79"/>
-            <w:tcMar>
-              <w:top w:w="100" w:type="dxa"/>
-              <w:left w:w="140" w:type="dxa"/>
-              <w:bottom w:w="100" w:type="dxa"/>
-              <w:right w:w="140" w:type="dxa"/>
-            </w:tcMar>
-            <w:vAlign w:val="center"/>
-            <w:hideMark/>
-          </w:tcPr>
-          <w:p>
-            <w:pPr>
+            </w:pPr>
+            <w:r>
               <w:rPr>
                 <w:b/>
                 <w:bCs/>
               </w:rPr>
-            </w:pPr>
-            <w:proofErr w:type="spellStart"/>
-            <w:r>
-              <w:rPr>
-                <w:b/>
-                <w:bCs/>
-              </w:rPr>
-              <w:t>Giải</w:t>
-            </w:r>
-            <w:proofErr w:type="spellEnd"/>
-            <w:r>
-              <w:rPr>
-                <w:b/>
-                <w:bCs/>
-              </w:rPr>
-              <w:t xml:space="preserve"> </w:t>
-            </w:r>
-            <w:proofErr w:type="spellStart"/>
-            <w:r>
-              <w:rPr>
-                <w:b/>
-                <w:bCs/>
-              </w:rPr>
-              <w:t>thích</w:t>
-            </w:r>
-            <w:proofErr w:type="spellEnd"/>
-            <w:r>
-              <w:rPr>
-                <w:b/>
-                <w:bCs/>
-              </w:rPr>
-              <w:t xml:space="preserve"> logic</w:t>
+              <w:t>Giải thích logic</w:t>
             </w:r>
           </w:p>
         </w:tc>
@@ -1943,13 +1243,8 @@
           </w:tcPr>
           <w:p>
             <w:r>
-              <w:t xml:space="preserve">Rút </w:t>
-            </w:r>
-            <w:proofErr w:type="spellStart"/>
-            <w:r>
-              <w:t>tiền</w:t>
-            </w:r>
-            <w:proofErr w:type="spellEnd"/>
+              <w:t>Rút tiền</w:t>
+            </w:r>
           </w:p>
         </w:tc>
         <w:tc>
@@ -1972,19 +1267,9 @@
             <w:hideMark/>
           </w:tcPr>
           <w:p>
-            <w:proofErr w:type="spellStart"/>
-            <w:r>
-              <w:t>Đăng</w:t>
-            </w:r>
-            <w:proofErr w:type="spellEnd"/>
-            <w:r>
-              <w:t xml:space="preserve"> </w:t>
-            </w:r>
-            <w:proofErr w:type="spellStart"/>
-            <w:r>
-              <w:t>nhập</w:t>
-            </w:r>
-            <w:proofErr w:type="spellEnd"/>
+            <w:r>
+              <w:t>Đăng nhập</w:t>
+            </w:r>
           </w:p>
         </w:tc>
         <w:tc>
@@ -2032,77 +1317,8 @@
             <w:hideMark/>
           </w:tcPr>
           <w:p>
-            <w:proofErr w:type="spellStart"/>
-            <w:r>
-              <w:t>Phải</w:t>
-            </w:r>
-            <w:proofErr w:type="spellEnd"/>
-            <w:r>
-              <w:t xml:space="preserve"> </w:t>
-            </w:r>
-            <w:proofErr w:type="spellStart"/>
-            <w:r>
-              <w:t>đăng</w:t>
-            </w:r>
-            <w:proofErr w:type="spellEnd"/>
-            <w:r>
-              <w:t xml:space="preserve"> </w:t>
-            </w:r>
-            <w:proofErr w:type="spellStart"/>
-            <w:r>
-              <w:t>nhập</w:t>
-            </w:r>
-            <w:proofErr w:type="spellEnd"/>
-            <w:r>
-              <w:t xml:space="preserve"> </w:t>
-            </w:r>
-            <w:proofErr w:type="spellStart"/>
-            <w:r>
-              <w:t>trước</w:t>
-            </w:r>
-            <w:proofErr w:type="spellEnd"/>
-            <w:r>
-              <w:t xml:space="preserve"> </w:t>
-            </w:r>
-            <w:proofErr w:type="spellStart"/>
-            <w:r>
-              <w:t>khi</w:t>
-            </w:r>
-            <w:proofErr w:type="spellEnd"/>
-            <w:r>
-              <w:t xml:space="preserve"> </w:t>
-            </w:r>
-            <w:proofErr w:type="spellStart"/>
-            <w:r>
-              <w:t>rút</w:t>
-            </w:r>
-            <w:proofErr w:type="spellEnd"/>
-            <w:r>
-              <w:t xml:space="preserve"> </w:t>
-            </w:r>
-            <w:proofErr w:type="spellStart"/>
-            <w:r>
-              <w:t>tiền</w:t>
-            </w:r>
-            <w:proofErr w:type="spellEnd"/>
-            <w:r>
-              <w:t xml:space="preserve"> (</w:t>
-            </w:r>
-            <w:proofErr w:type="spellStart"/>
-            <w:r>
-              <w:t>Bắt</w:t>
-            </w:r>
-            <w:proofErr w:type="spellEnd"/>
-            <w:r>
-              <w:t xml:space="preserve"> </w:t>
-            </w:r>
-            <w:proofErr w:type="spellStart"/>
-            <w:r>
-              <w:t>buộc</w:t>
-            </w:r>
-            <w:proofErr w:type="spellEnd"/>
-            <w:r>
-              <w:t>)</w:t>
+            <w:r>
+              <w:t>Phải đăng nhập trước khi rút tiền (Bắt buộc)</w:t>
             </w:r>
           </w:p>
         </w:tc>
@@ -2129,13 +1345,8 @@
           </w:tcPr>
           <w:p>
             <w:r>
-              <w:t xml:space="preserve">Rút </w:t>
-            </w:r>
-            <w:proofErr w:type="spellStart"/>
-            <w:r>
-              <w:t>tiền</w:t>
-            </w:r>
-            <w:proofErr w:type="spellEnd"/>
+              <w:t>Rút tiền</w:t>
+            </w:r>
           </w:p>
         </w:tc>
         <w:tc>
@@ -2159,37 +1370,8 @@
           </w:tcPr>
           <w:p>
             <w:r>
-              <w:t xml:space="preserve">In </w:t>
-            </w:r>
-            <w:proofErr w:type="spellStart"/>
-            <w:r>
-              <w:t>hóa</w:t>
-            </w:r>
-            <w:proofErr w:type="spellEnd"/>
-            <w:r>
-              <w:t xml:space="preserve"> </w:t>
-            </w:r>
-            <w:proofErr w:type="spellStart"/>
-            <w:r>
-              <w:t>đơn</w:t>
-            </w:r>
-            <w:proofErr w:type="spellEnd"/>
-            <w:r>
-              <w:t xml:space="preserve"> </w:t>
-            </w:r>
-            <w:proofErr w:type="spellStart"/>
-            <w:r>
-              <w:t>giao</w:t>
-            </w:r>
-            <w:proofErr w:type="spellEnd"/>
-            <w:r>
-              <w:t xml:space="preserve"> </w:t>
-            </w:r>
-            <w:proofErr w:type="spellStart"/>
-            <w:r>
-              <w:t>dịch</w:t>
-            </w:r>
-            <w:proofErr w:type="spellEnd"/>
+              <w:t>In hóa đơn giao dịch</w:t>
+            </w:r>
           </w:p>
         </w:tc>
         <w:tc>
@@ -2237,117 +1419,8 @@
             <w:hideMark/>
           </w:tcPr>
           <w:p>
-            <w:proofErr w:type="spellStart"/>
-            <w:r>
-              <w:t>tuỳ</w:t>
-            </w:r>
-            <w:proofErr w:type="spellEnd"/>
-            <w:r>
-              <w:t xml:space="preserve"> </w:t>
-            </w:r>
-            <w:proofErr w:type="spellStart"/>
-            <w:r>
-              <w:t>chọn</w:t>
-            </w:r>
-            <w:proofErr w:type="spellEnd"/>
-            <w:r>
-              <w:t xml:space="preserve"> </w:t>
-            </w:r>
-            <w:proofErr w:type="gramStart"/>
-            <w:r>
-              <w:t>In</w:t>
-            </w:r>
-            <w:proofErr w:type="gramEnd"/>
-            <w:r>
-              <w:t xml:space="preserve"> </w:t>
-            </w:r>
-            <w:proofErr w:type="spellStart"/>
-            <w:r>
-              <w:t>hóa</w:t>
-            </w:r>
-            <w:proofErr w:type="spellEnd"/>
-            <w:r>
-              <w:t xml:space="preserve"> </w:t>
-            </w:r>
-            <w:proofErr w:type="spellStart"/>
-            <w:r>
-              <w:t>đơn</w:t>
-            </w:r>
-            <w:proofErr w:type="spellEnd"/>
-            <w:r>
-              <w:t xml:space="preserve"> </w:t>
-            </w:r>
-            <w:proofErr w:type="spellStart"/>
-            <w:r>
-              <w:t>giao</w:t>
-            </w:r>
-            <w:proofErr w:type="spellEnd"/>
-            <w:r>
-              <w:t xml:space="preserve"> </w:t>
-            </w:r>
-            <w:proofErr w:type="spellStart"/>
-            <w:r>
-              <w:t>dịch</w:t>
-            </w:r>
-            <w:proofErr w:type="spellEnd"/>
-            <w:r>
-              <w:t xml:space="preserve"> </w:t>
-            </w:r>
-            <w:proofErr w:type="spellStart"/>
-            <w:r>
-              <w:t>sau</w:t>
-            </w:r>
-            <w:proofErr w:type="spellEnd"/>
-            <w:r>
-              <w:t xml:space="preserve"> </w:t>
-            </w:r>
-            <w:proofErr w:type="spellStart"/>
-            <w:r>
-              <w:t>khi</w:t>
-            </w:r>
-            <w:proofErr w:type="spellEnd"/>
-            <w:r>
-              <w:t xml:space="preserve"> </w:t>
-            </w:r>
-            <w:proofErr w:type="spellStart"/>
-            <w:r>
-              <w:t>rút</w:t>
-            </w:r>
-            <w:proofErr w:type="spellEnd"/>
-            <w:r>
-              <w:t xml:space="preserve"> </w:t>
-            </w:r>
-            <w:proofErr w:type="spellStart"/>
-            <w:r>
-              <w:t>tiền</w:t>
-            </w:r>
-            <w:proofErr w:type="spellEnd"/>
-            <w:r>
-              <w:t xml:space="preserve"> (</w:t>
-            </w:r>
-            <w:proofErr w:type="spellStart"/>
-            <w:r>
-              <w:t>không</w:t>
-            </w:r>
-            <w:proofErr w:type="spellEnd"/>
-            <w:r>
-              <w:t xml:space="preserve"> </w:t>
-            </w:r>
-            <w:proofErr w:type="spellStart"/>
-            <w:r>
-              <w:t>bắt</w:t>
-            </w:r>
-            <w:proofErr w:type="spellEnd"/>
-            <w:r>
-              <w:t xml:space="preserve"> </w:t>
-            </w:r>
-            <w:proofErr w:type="spellStart"/>
-            <w:r>
-              <w:t>buộc</w:t>
-            </w:r>
-            <w:proofErr w:type="spellEnd"/>
-            <w:r>
-              <w:t>)</w:t>
+            <w:r>
+              <w:t>tuỳ chọn In hóa đơn giao dịch sau khi rút tiền (không bắt buộc)</w:t>
             </w:r>
           </w:p>
         </w:tc>
@@ -2374,13 +1447,8 @@
           </w:tcPr>
           <w:p>
             <w:r>
-              <w:t xml:space="preserve">Rút </w:t>
-            </w:r>
-            <w:proofErr w:type="spellStart"/>
-            <w:r>
-              <w:t>tiền</w:t>
-            </w:r>
-            <w:proofErr w:type="spellEnd"/>
+              <w:t>Rút tiền</w:t>
+            </w:r>
           </w:p>
         </w:tc>
         <w:tc>
@@ -2404,29 +1472,8 @@
           </w:tcPr>
           <w:p>
             <w:r>
-              <w:t xml:space="preserve">Rút </w:t>
-            </w:r>
-            <w:proofErr w:type="spellStart"/>
-            <w:r>
-              <w:t>tiền</w:t>
-            </w:r>
-            <w:proofErr w:type="spellEnd"/>
-            <w:r>
-              <w:t xml:space="preserve"> </w:t>
-            </w:r>
-            <w:proofErr w:type="spellStart"/>
-            <w:r>
-              <w:t>tiêu</w:t>
-            </w:r>
-            <w:proofErr w:type="spellEnd"/>
-            <w:r>
-              <w:t xml:space="preserve"> </w:t>
-            </w:r>
-            <w:proofErr w:type="spellStart"/>
-            <w:r>
-              <w:t>chuẩn</w:t>
-            </w:r>
-            <w:proofErr w:type="spellEnd"/>
+              <w:t>Rút tiền tiêu chuẩn</w:t>
+            </w:r>
           </w:p>
         </w:tc>
         <w:tc>
@@ -2474,77 +1521,8 @@
             <w:hideMark/>
           </w:tcPr>
           <w:p>
-            <w:proofErr w:type="spellStart"/>
-            <w:r>
-              <w:t>Là</w:t>
-            </w:r>
-            <w:proofErr w:type="spellEnd"/>
-            <w:r>
-              <w:t xml:space="preserve"> </w:t>
-            </w:r>
-            <w:proofErr w:type="spellStart"/>
-            <w:r>
-              <w:t>một</w:t>
-            </w:r>
-            <w:proofErr w:type="spellEnd"/>
-            <w:r>
-              <w:t xml:space="preserve"> </w:t>
-            </w:r>
-            <w:proofErr w:type="spellStart"/>
-            <w:r>
-              <w:t>dạng</w:t>
-            </w:r>
-            <w:proofErr w:type="spellEnd"/>
-            <w:r>
-              <w:t xml:space="preserve"> </w:t>
-            </w:r>
-            <w:proofErr w:type="spellStart"/>
-            <w:r>
-              <w:t>chuyên</w:t>
-            </w:r>
-            <w:proofErr w:type="spellEnd"/>
-            <w:r>
-              <w:t xml:space="preserve"> </w:t>
-            </w:r>
-            <w:proofErr w:type="spellStart"/>
-            <w:r>
-              <w:t>biệt</w:t>
-            </w:r>
-            <w:proofErr w:type="spellEnd"/>
-            <w:r>
-              <w:t xml:space="preserve"> </w:t>
-            </w:r>
-            <w:proofErr w:type="spellStart"/>
-            <w:r>
-              <w:t>của</w:t>
-            </w:r>
-            <w:proofErr w:type="spellEnd"/>
-            <w:r>
-              <w:t xml:space="preserve"> Rút </w:t>
-            </w:r>
-            <w:proofErr w:type="spellStart"/>
-            <w:r>
-              <w:t>tiền</w:t>
-            </w:r>
-            <w:proofErr w:type="spellEnd"/>
-            <w:r>
-              <w:t xml:space="preserve"> (</w:t>
-            </w:r>
-            <w:proofErr w:type="spellStart"/>
-            <w:r>
-              <w:t>Kế</w:t>
-            </w:r>
-            <w:proofErr w:type="spellEnd"/>
-            <w:r>
-              <w:t xml:space="preserve"> </w:t>
-            </w:r>
-            <w:proofErr w:type="spellStart"/>
-            <w:r>
-              <w:t>thừa</w:t>
-            </w:r>
-            <w:proofErr w:type="spellEnd"/>
-            <w:r>
-              <w:t>)</w:t>
+            <w:r>
+              <w:t>Là một dạng chuyên biệt của Rút tiền (Kế thừa)</w:t>
             </w:r>
           </w:p>
         </w:tc>
@@ -2571,13 +1549,8 @@
           </w:tcPr>
           <w:p>
             <w:r>
-              <w:t xml:space="preserve">Rút </w:t>
-            </w:r>
-            <w:proofErr w:type="spellStart"/>
-            <w:r>
-              <w:t>tiền</w:t>
-            </w:r>
-            <w:proofErr w:type="spellEnd"/>
+              <w:t>Rút tiền</w:t>
+            </w:r>
           </w:p>
         </w:tc>
         <w:tc>
@@ -2601,21 +1574,8 @@
           </w:tcPr>
           <w:p>
             <w:r>
-              <w:t xml:space="preserve"> Rút </w:t>
-            </w:r>
-            <w:proofErr w:type="spellStart"/>
-            <w:r>
-              <w:t>tiền</w:t>
-            </w:r>
-            <w:proofErr w:type="spellEnd"/>
-            <w:r>
-              <w:t xml:space="preserve"> </w:t>
-            </w:r>
-            <w:proofErr w:type="spellStart"/>
-            <w:r>
-              <w:t>nhanh</w:t>
-            </w:r>
-            <w:proofErr w:type="spellEnd"/>
+              <w:t> Rút tiền nhanh</w:t>
+            </w:r>
           </w:p>
         </w:tc>
         <w:tc>
@@ -2663,93 +1623,8 @@
             <w:hideMark/>
           </w:tcPr>
           <w:p>
-            <w:proofErr w:type="spellStart"/>
-            <w:r>
-              <w:t>Là</w:t>
-            </w:r>
-            <w:proofErr w:type="spellEnd"/>
-            <w:r>
-              <w:t xml:space="preserve"> </w:t>
-            </w:r>
-            <w:proofErr w:type="spellStart"/>
-            <w:r>
-              <w:t>một</w:t>
-            </w:r>
-            <w:proofErr w:type="spellEnd"/>
-            <w:r>
-              <w:t xml:space="preserve"> </w:t>
-            </w:r>
-            <w:proofErr w:type="spellStart"/>
-            <w:r>
-              <w:t>dạng</w:t>
-            </w:r>
-            <w:proofErr w:type="spellEnd"/>
-            <w:r>
-              <w:t xml:space="preserve"> </w:t>
-            </w:r>
-            <w:proofErr w:type="spellStart"/>
-            <w:r>
-              <w:t>chuyên</w:t>
-            </w:r>
-            <w:proofErr w:type="spellEnd"/>
-            <w:r>
-              <w:t xml:space="preserve"> </w:t>
-            </w:r>
-            <w:proofErr w:type="spellStart"/>
-            <w:r>
-              <w:t>biệt</w:t>
-            </w:r>
-            <w:proofErr w:type="spellEnd"/>
-            <w:r>
-              <w:t xml:space="preserve"> </w:t>
-            </w:r>
-            <w:proofErr w:type="spellStart"/>
-            <w:r>
-              <w:t>của</w:t>
-            </w:r>
-            <w:proofErr w:type="spellEnd"/>
-            <w:r>
-              <w:t xml:space="preserve"> Rút </w:t>
-            </w:r>
-            <w:proofErr w:type="spellStart"/>
-            <w:r>
-              <w:t>tiền</w:t>
-            </w:r>
-            <w:proofErr w:type="spellEnd"/>
-            <w:r>
-              <w:t xml:space="preserve"> (</w:t>
-            </w:r>
-            <w:proofErr w:type="spellStart"/>
-            <w:r>
-              <w:t>không</w:t>
-            </w:r>
-            <w:proofErr w:type="spellEnd"/>
-            <w:r>
-              <w:t xml:space="preserve"> </w:t>
-            </w:r>
-            <w:proofErr w:type="spellStart"/>
-            <w:r>
-              <w:t>cần</w:t>
-            </w:r>
-            <w:proofErr w:type="spellEnd"/>
-            <w:r>
-              <w:t xml:space="preserve"> </w:t>
-            </w:r>
-            <w:proofErr w:type="spellStart"/>
-            <w:r>
-              <w:t>chọn</w:t>
-            </w:r>
-            <w:proofErr w:type="spellEnd"/>
-            <w:r>
-              <w:t xml:space="preserve"> </w:t>
-            </w:r>
-            <w:proofErr w:type="spellStart"/>
-            <w:r>
-              <w:t>mệnh</w:t>
-            </w:r>
-            <w:proofErr w:type="spellEnd"/>
-            <w:r>
-              <w:t xml:space="preserve"> giá) </w:t>
+            <w:r>
+              <w:t>Là một dạng chuyên biệt của Rút tiền (không cần chọn mệnh giá) </w:t>
             </w:r>
           </w:p>
         </w:tc>
@@ -2762,10 +1637,10 @@
           <w:noProof/>
         </w:rPr>
         <w:drawing>
-          <wp:inline distT="0" distB="0" distL="0" distR="0" wp14:anchorId="541FC00A" wp14:editId="1424235B">
-            <wp:extent cx="5943600" cy="2994660"/>
+          <wp:inline distT="0" distB="0" distL="0" distR="0" wp14:anchorId="6C209946" wp14:editId="11941F71">
+            <wp:extent cx="5943600" cy="2993390"/>
             <wp:effectExtent l="0" t="0" r="0" b="0"/>
-            <wp:docPr id="1698500003" name="Picture 2"/>
+            <wp:docPr id="1145421079" name="Picture 1"/>
             <wp:cNvGraphicFramePr>
               <a:graphicFrameLocks xmlns:a="http://schemas.openxmlformats.org/drawingml/2006/main" noChangeAspect="1"/>
             </wp:cNvGraphicFramePr>
@@ -2773,7 +1648,7 @@
               <a:graphicData uri="http://schemas.openxmlformats.org/drawingml/2006/picture">
                 <pic:pic xmlns:pic="http://schemas.openxmlformats.org/drawingml/2006/picture">
                   <pic:nvPicPr>
-                    <pic:cNvPr id="0" name="Picture 2"/>
+                    <pic:cNvPr id="0" name="Picture 1"/>
                     <pic:cNvPicPr>
                       <a:picLocks noChangeAspect="1" noChangeArrowheads="1"/>
                     </pic:cNvPicPr>
@@ -2794,7 +1669,7 @@
                   <pic:spPr bwMode="auto">
                     <a:xfrm>
                       <a:off x="0" y="0"/>
-                      <a:ext cx="5943600" cy="2994660"/>
+                      <a:ext cx="5943600" cy="2993390"/>
                     </a:xfrm>
                     <a:prstGeom prst="rect">
                       <a:avLst/>
@@ -3424,6 +2299,7 @@
   <w:style w:type="character" w:default="1" w:styleId="DefaultParagraphFont">
     <w:name w:val="Default Paragraph Font"/>
     <w:uiPriority w:val="1"/>
+    <w:semiHidden/>
     <w:unhideWhenUsed/>
   </w:style>
   <w:style w:type="table" w:default="1" w:styleId="TableNormal">
